--- a/RD_Sourav.docx
+++ b/RD_Sourav.docx
@@ -537,10 +537,10 @@
             <w:tcW w:type="dxa" w:w="9360"/>
             <w:shd w:val="clear" w:color="auto" w:fill="FAFAFA"/>
             <w:tcMar>
-              <w:top w:w="1500" w:type="dxa"/>
-              <w:bottom w:w="1500" w:type="dxa"/>
-              <w:left w:w="1000" w:type="dxa"/>
-              <w:right w:w="1000" w:type="dxa"/>
+              <w:top w:w="200" w:type="dxa"/>
+              <w:bottom w:w="200" w:type="dxa"/>
+              <w:left w:w="200" w:type="dxa"/>
+              <w:right w:w="200" w:type="dxa"/>
             </w:tcMar>
           </w:tcPr>
           <w:p>
@@ -548,17 +548,38 @@
               <w:jc w:val="center"/>
             </w:pPr>
             <w:r>
-              <w:rPr>
-                <w:i/>
-                <w:color w:val="999999"/>
-              </w:rPr>
-              <w:br/>
-              <w:br/>
-              <w:br/>
-              <w:t>[ Paste Pega Screenshot Here ]</w:t>
-              <w:br/>
-              <w:br/>
-              <w:br/>
+              <w:drawing>
+                <wp:inline xmlns:a="http://schemas.openxmlformats.org/drawingml/2006/main" xmlns:pic="http://schemas.openxmlformats.org/drawingml/2006/picture">
+                  <wp:extent cx="5029200" cy="3339703"/>
+                  <wp:docPr id="1" name="Picture 1"/>
+                  <wp:cNvGraphicFramePr>
+                    <a:graphicFrameLocks noChangeAspect="1"/>
+                  </wp:cNvGraphicFramePr>
+                  <a:graphic>
+                    <a:graphicData uri="http://schemas.openxmlformats.org/drawingml/2006/picture">
+                      <pic:pic>
+                        <pic:nvPicPr>
+                          <pic:cNvPr id="0" name="1_case_lifecycle.png"/>
+                          <pic:cNvPicPr/>
+                        </pic:nvPicPr>
+                        <pic:blipFill>
+                          <a:blip r:embed="rId9"/>
+                          <a:stretch>
+                            <a:fillRect/>
+                          </a:stretch>
+                        </pic:blipFill>
+                        <pic:spPr>
+                          <a:xfrm>
+                            <a:off x="0" y="0"/>
+                            <a:ext cx="5029200" cy="3339703"/>
+                          </a:xfrm>
+                          <a:prstGeom prst="rect"/>
+                        </pic:spPr>
+                      </pic:pic>
+                    </a:graphicData>
+                  </a:graphic>
+                </wp:inline>
+              </w:drawing>
             </w:r>
           </w:p>
         </w:tc>
@@ -598,10 +619,10 @@
             <w:tcW w:type="dxa" w:w="9360"/>
             <w:shd w:val="clear" w:color="auto" w:fill="FAFAFA"/>
             <w:tcMar>
-              <w:top w:w="1500" w:type="dxa"/>
-              <w:bottom w:w="1500" w:type="dxa"/>
-              <w:left w:w="1000" w:type="dxa"/>
-              <w:right w:w="1000" w:type="dxa"/>
+              <w:top w:w="200" w:type="dxa"/>
+              <w:bottom w:w="200" w:type="dxa"/>
+              <w:left w:w="200" w:type="dxa"/>
+              <w:right w:w="200" w:type="dxa"/>
             </w:tcMar>
           </w:tcPr>
           <w:p>
@@ -609,17 +630,38 @@
               <w:jc w:val="center"/>
             </w:pPr>
             <w:r>
-              <w:rPr>
-                <w:i/>
-                <w:color w:val="999999"/>
-              </w:rPr>
-              <w:br/>
-              <w:br/>
-              <w:br/>
-              <w:t>[ Paste Pega Screenshot Here ]</w:t>
-              <w:br/>
-              <w:br/>
-              <w:br/>
+              <w:drawing>
+                <wp:inline xmlns:a="http://schemas.openxmlformats.org/drawingml/2006/main" xmlns:pic="http://schemas.openxmlformats.org/drawingml/2006/picture">
+                  <wp:extent cx="5029200" cy="3339703"/>
+                  <wp:docPr id="2" name="Picture 2"/>
+                  <wp:cNvGraphicFramePr>
+                    <a:graphicFrameLocks noChangeAspect="1"/>
+                  </wp:cNvGraphicFramePr>
+                  <a:graphic>
+                    <a:graphicData uri="http://schemas.openxmlformats.org/drawingml/2006/picture">
+                      <pic:pic>
+                        <pic:nvPicPr>
+                          <pic:cNvPr id="0" name="2_submit_request.png"/>
+                          <pic:cNvPicPr/>
+                        </pic:nvPicPr>
+                        <pic:blipFill>
+                          <a:blip r:embed="rId10"/>
+                          <a:stretch>
+                            <a:fillRect/>
+                          </a:stretch>
+                        </pic:blipFill>
+                        <pic:spPr>
+                          <a:xfrm>
+                            <a:off x="0" y="0"/>
+                            <a:ext cx="5029200" cy="3339703"/>
+                          </a:xfrm>
+                          <a:prstGeom prst="rect"/>
+                        </pic:spPr>
+                      </pic:pic>
+                    </a:graphicData>
+                  </a:graphic>
+                </wp:inline>
+              </w:drawing>
             </w:r>
           </w:p>
         </w:tc>
@@ -659,10 +701,10 @@
             <w:tcW w:type="dxa" w:w="9360"/>
             <w:shd w:val="clear" w:color="auto" w:fill="FAFAFA"/>
             <w:tcMar>
-              <w:top w:w="1500" w:type="dxa"/>
-              <w:bottom w:w="1500" w:type="dxa"/>
-              <w:left w:w="1000" w:type="dxa"/>
-              <w:right w:w="1000" w:type="dxa"/>
+              <w:top w:w="200" w:type="dxa"/>
+              <w:bottom w:w="200" w:type="dxa"/>
+              <w:left w:w="200" w:type="dxa"/>
+              <w:right w:w="200" w:type="dxa"/>
             </w:tcMar>
           </w:tcPr>
           <w:p>
@@ -670,17 +712,38 @@
               <w:jc w:val="center"/>
             </w:pPr>
             <w:r>
-              <w:rPr>
-                <w:i/>
-                <w:color w:val="999999"/>
-              </w:rPr>
-              <w:br/>
-              <w:br/>
-              <w:br/>
-              <w:t>[ Paste Pega Screenshot Here ]</w:t>
-              <w:br/>
-              <w:br/>
-              <w:br/>
+              <w:drawing>
+                <wp:inline xmlns:a="http://schemas.openxmlformats.org/drawingml/2006/main" xmlns:pic="http://schemas.openxmlformats.org/drawingml/2006/picture">
+                  <wp:extent cx="5029200" cy="3339703"/>
+                  <wp:docPr id="3" name="Picture 3"/>
+                  <wp:cNvGraphicFramePr>
+                    <a:graphicFrameLocks noChangeAspect="1"/>
+                  </wp:cNvGraphicFramePr>
+                  <a:graphic>
+                    <a:graphicData uri="http://schemas.openxmlformats.org/drawingml/2006/picture">
+                      <pic:pic>
+                        <pic:nvPicPr>
+                          <pic:cNvPr id="0" name="3_seating_map.png"/>
+                          <pic:cNvPicPr/>
+                        </pic:nvPicPr>
+                        <pic:blipFill>
+                          <a:blip r:embed="rId11"/>
+                          <a:stretch>
+                            <a:fillRect/>
+                          </a:stretch>
+                        </pic:blipFill>
+                        <pic:spPr>
+                          <a:xfrm>
+                            <a:off x="0" y="0"/>
+                            <a:ext cx="5029200" cy="3339703"/>
+                          </a:xfrm>
+                          <a:prstGeom prst="rect"/>
+                        </pic:spPr>
+                      </pic:pic>
+                    </a:graphicData>
+                  </a:graphic>
+                </wp:inline>
+              </w:drawing>
             </w:r>
           </w:p>
         </w:tc>
@@ -720,10 +783,10 @@
             <w:tcW w:type="dxa" w:w="9360"/>
             <w:shd w:val="clear" w:color="auto" w:fill="FAFAFA"/>
             <w:tcMar>
-              <w:top w:w="1500" w:type="dxa"/>
-              <w:bottom w:w="1500" w:type="dxa"/>
-              <w:left w:w="1000" w:type="dxa"/>
-              <w:right w:w="1000" w:type="dxa"/>
+              <w:top w:w="200" w:type="dxa"/>
+              <w:bottom w:w="200" w:type="dxa"/>
+              <w:left w:w="200" w:type="dxa"/>
+              <w:right w:w="200" w:type="dxa"/>
             </w:tcMar>
           </w:tcPr>
           <w:p>
@@ -731,17 +794,38 @@
               <w:jc w:val="center"/>
             </w:pPr>
             <w:r>
-              <w:rPr>
-                <w:i/>
-                <w:color w:val="999999"/>
-              </w:rPr>
-              <w:br/>
-              <w:br/>
-              <w:br/>
-              <w:t>[ Paste Pega Screenshot Here ]</w:t>
-              <w:br/>
-              <w:br/>
-              <w:br/>
+              <w:drawing>
+                <wp:inline xmlns:a="http://schemas.openxmlformats.org/drawingml/2006/main" xmlns:pic="http://schemas.openxmlformats.org/drawingml/2006/picture">
+                  <wp:extent cx="5029200" cy="3339703"/>
+                  <wp:docPr id="4" name="Picture 4"/>
+                  <wp:cNvGraphicFramePr>
+                    <a:graphicFrameLocks noChangeAspect="1"/>
+                  </wp:cNvGraphicFramePr>
+                  <a:graphic>
+                    <a:graphicData uri="http://schemas.openxmlformats.org/drawingml/2006/picture">
+                      <pic:pic>
+                        <pic:nvPicPr>
+                          <pic:cNvPr id="0" name="4_cost_calculation.png"/>
+                          <pic:cNvPicPr/>
+                        </pic:nvPicPr>
+                        <pic:blipFill>
+                          <a:blip r:embed="rId12"/>
+                          <a:stretch>
+                            <a:fillRect/>
+                          </a:stretch>
+                        </pic:blipFill>
+                        <pic:spPr>
+                          <a:xfrm>
+                            <a:off x="0" y="0"/>
+                            <a:ext cx="5029200" cy="3339703"/>
+                          </a:xfrm>
+                          <a:prstGeom prst="rect"/>
+                        </pic:spPr>
+                      </pic:pic>
+                    </a:graphicData>
+                  </a:graphic>
+                </wp:inline>
+              </w:drawing>
             </w:r>
           </w:p>
         </w:tc>
@@ -781,10 +865,10 @@
             <w:tcW w:type="dxa" w:w="9360"/>
             <w:shd w:val="clear" w:color="auto" w:fill="FAFAFA"/>
             <w:tcMar>
-              <w:top w:w="1500" w:type="dxa"/>
-              <w:bottom w:w="1500" w:type="dxa"/>
-              <w:left w:w="1000" w:type="dxa"/>
-              <w:right w:w="1000" w:type="dxa"/>
+              <w:top w:w="200" w:type="dxa"/>
+              <w:bottom w:w="200" w:type="dxa"/>
+              <w:left w:w="200" w:type="dxa"/>
+              <w:right w:w="200" w:type="dxa"/>
             </w:tcMar>
           </w:tcPr>
           <w:p>
@@ -792,17 +876,38 @@
               <w:jc w:val="center"/>
             </w:pPr>
             <w:r>
-              <w:rPr>
-                <w:i/>
-                <w:color w:val="999999"/>
-              </w:rPr>
-              <w:br/>
-              <w:br/>
-              <w:br/>
-              <w:t>[ Paste Pega Screenshot Here ]</w:t>
-              <w:br/>
-              <w:br/>
-              <w:br/>
+              <w:drawing>
+                <wp:inline xmlns:a="http://schemas.openxmlformats.org/drawingml/2006/main" xmlns:pic="http://schemas.openxmlformats.org/drawingml/2006/picture">
+                  <wp:extent cx="5029200" cy="3339703"/>
+                  <wp:docPr id="5" name="Picture 5"/>
+                  <wp:cNvGraphicFramePr>
+                    <a:graphicFrameLocks noChangeAspect="1"/>
+                  </wp:cNvGraphicFramePr>
+                  <a:graphic>
+                    <a:graphicData uri="http://schemas.openxmlformats.org/drawingml/2006/picture">
+                      <pic:pic>
+                        <pic:nvPicPr>
+                          <pic:cNvPr id="0" name="5_case_resolution.png"/>
+                          <pic:cNvPicPr/>
+                        </pic:nvPicPr>
+                        <pic:blipFill>
+                          <a:blip r:embed="rId13"/>
+                          <a:stretch>
+                            <a:fillRect/>
+                          </a:stretch>
+                        </pic:blipFill>
+                        <pic:spPr>
+                          <a:xfrm>
+                            <a:off x="0" y="0"/>
+                            <a:ext cx="5029200" cy="3339703"/>
+                          </a:xfrm>
+                          <a:prstGeom prst="rect"/>
+                        </pic:spPr>
+                      </pic:pic>
+                    </a:graphicData>
+                  </a:graphic>
+                </wp:inline>
+              </w:drawing>
             </w:r>
           </w:p>
         </w:tc>
